--- a/docs/revisao-conteudo/PS-Primeiros-Socorros.docx
+++ b/docs/revisao-conteudo/PS-Primeiros-Socorros.docx
@@ -176,7 +176,7 @@
           <w:sz w:val="20"/>
           <w:szCs w:val="20"/>
         </w:rPr>
-        <w:t xml:space="preserve">167 textos neste documento.</w:t>
+        <w:t xml:space="preserve">171 textos neste documento.</w:t>
       </w:r>
     </w:p>
     <w:p>
@@ -477,12 +477,21 @@
       </w:pPr>
       <w:r>
         <w:rPr>
-          <w:b/>
-          <w:bCs/>
-          <w:sz w:val="26"/>
-          <w:szCs w:val="26"/>
-        </w:rPr>
-        <w:t xml:space="preserve">Engasgo (Adulto/Criança)</w:t>
+          <w:rFonts w:ascii="Consolas" w:cs="Consolas" w:eastAsia="Consolas" w:hAnsi="Consolas"/>
+          <w:color w:val="9AA0A6"/>
+          <w:sz w:val="14"/>
+          <w:szCs w:val="14"/>
+        </w:rPr>
+        <w:t xml:space="preserve">PS-0009  </w:t>
+      </w:r>
+      <w:r>
+        <w:rPr>
+          <w:b/>
+          <w:bCs/>
+          <w:sz w:val="26"/>
+          <w:szCs w:val="26"/>
+        </w:rPr>
+        <w:t xml:space="preserve">Engasgo (Adulto e Criança acima de 1 ano)</w:t>
       </w:r>
     </w:p>
     <w:p>
@@ -512,27 +521,6 @@
           <w:sz w:val="14"/>
           <w:szCs w:val="14"/>
         </w:rPr>
-        <w:t xml:space="preserve">PS-0009  </w:t>
-      </w:r>
-      <w:r>
-        <w:rPr>
-          <w:sz w:val="22"/>
-          <w:szCs w:val="22"/>
-        </w:rPr>
-        <w:t xml:space="preserve">Incentive a pessoa a tossir forte se ela ainda conseguir tossir.</w:t>
-      </w:r>
-    </w:p>
-    <w:p>
-      <w:pPr>
-        <w:spacing w:after="160" w:line="300"/>
-      </w:pPr>
-      <w:r>
-        <w:rPr>
-          <w:rFonts w:ascii="Consolas" w:cs="Consolas" w:eastAsia="Consolas" w:hAnsi="Consolas"/>
-          <w:color w:val="9AA0A6"/>
-          <w:sz w:val="14"/>
-          <w:szCs w:val="14"/>
-        </w:rPr>
         <w:t xml:space="preserve">PS-0010  </w:t>
       </w:r>
       <w:r>
@@ -540,7 +528,7 @@
           <w:sz w:val="22"/>
           <w:szCs w:val="22"/>
         </w:rPr>
-        <w:t xml:space="preserve">Se ela não conseguir falar ou emitir som, comece a Manobra de Heimlich.</w:t>
+        <w:t xml:space="preserve">Se a pessoa consegue tossir com força, incentive a tossir. A tosse dela é mais eficaz que qualquer manobra sua.</w:t>
       </w:r>
     </w:p>
     <w:p>
@@ -561,7 +549,7 @@
           <w:sz w:val="22"/>
           <w:szCs w:val="22"/>
         </w:rPr>
-        <w:t xml:space="preserve">Fique de pé atrás da pessoa e feche o punho na boca do estômago dela.</w:t>
+        <w:t xml:space="preserve">Se ela não consegue tossir, falar nem respirar, a obstrução é total: peça a alguém para ligar para {{EMERGENCY_MEDICAL}} e comece as manobras.</w:t>
       </w:r>
     </w:p>
     <w:p>
@@ -582,7 +570,70 @@
           <w:sz w:val="22"/>
           <w:szCs w:val="22"/>
         </w:rPr>
-        <w:t xml:space="preserve">Com a outra mão por cima, faça compressões rápidas para dentro e para cima (em formato de "J").</w:t>
+        <w:t xml:space="preserve">Fique atrás dela, incline o tronco dela para a frente e dê 5 pancadas firmes entre as escápulas, usando a base da mão.</w:t>
+      </w:r>
+    </w:p>
+    <w:p>
+      <w:pPr>
+        <w:spacing w:after="160" w:line="300"/>
+      </w:pPr>
+      <w:r>
+        <w:rPr>
+          <w:rFonts w:ascii="Consolas" w:cs="Consolas" w:eastAsia="Consolas" w:hAnsi="Consolas"/>
+          <w:color w:val="9AA0A6"/>
+          <w:sz w:val="14"/>
+          <w:szCs w:val="14"/>
+        </w:rPr>
+        <w:t xml:space="preserve">PS-0013  </w:t>
+      </w:r>
+      <w:r>
+        <w:rPr>
+          <w:sz w:val="22"/>
+          <w:szCs w:val="22"/>
+        </w:rPr>
+        <w:t xml:space="preserve">Se o objeto não saiu, dê 5 compressões abdominais: punho fechado logo acima do umbigo, a outra mão por cima, puxando para dentro e para cima (em "J").</w:t>
+      </w:r>
+    </w:p>
+    <w:p>
+      <w:pPr>
+        <w:spacing w:after="160" w:line="300"/>
+      </w:pPr>
+      <w:r>
+        <w:rPr>
+          <w:rFonts w:ascii="Consolas" w:cs="Consolas" w:eastAsia="Consolas" w:hAnsi="Consolas"/>
+          <w:color w:val="9AA0A6"/>
+          <w:sz w:val="14"/>
+          <w:szCs w:val="14"/>
+        </w:rPr>
+        <w:t xml:space="preserve">PS-0014  </w:t>
+      </w:r>
+      <w:r>
+        <w:rPr>
+          <w:sz w:val="22"/>
+          <w:szCs w:val="22"/>
+        </w:rPr>
+        <w:t xml:space="preserve">Alterne 5 pancadas nas costas com 5 compressões abdominais até o objeto sair ou a pessoa perder a consciência.</w:t>
+      </w:r>
+    </w:p>
+    <w:p>
+      <w:pPr>
+        <w:spacing w:after="160" w:line="300"/>
+      </w:pPr>
+      <w:r>
+        <w:rPr>
+          <w:rFonts w:ascii="Consolas" w:cs="Consolas" w:eastAsia="Consolas" w:hAnsi="Consolas"/>
+          <w:color w:val="9AA0A6"/>
+          <w:sz w:val="14"/>
+          <w:szCs w:val="14"/>
+        </w:rPr>
+        <w:t xml:space="preserve">PS-0015  </w:t>
+      </w:r>
+      <w:r>
+        <w:rPr>
+          <w:sz w:val="22"/>
+          <w:szCs w:val="22"/>
+        </w:rPr>
+        <w:t xml:space="preserve">Em gestante, ou se você não conseguir abraçar o abdômen da pessoa, troque as compressões abdominais por 5 compressões no centro do peito.</w:t>
       </w:r>
     </w:p>
     <w:p>
@@ -612,35 +663,56 @@
           <w:sz w:val="14"/>
           <w:szCs w:val="14"/>
         </w:rPr>
-        <w:t xml:space="preserve">PS-0013  </w:t>
-      </w:r>
-      <w:r>
-        <w:rPr>
-          <w:sz w:val="22"/>
-          <w:szCs w:val="22"/>
-        </w:rPr>
-        <w:t xml:space="preserve">Não dê tapas nas costas se a pessoa estiver de pé ou sentada (isso pode empurrar o objeto ainda mais para baixo).</w:t>
-      </w:r>
-    </w:p>
-    <w:p>
-      <w:pPr>
-        <w:spacing w:after="160" w:line="300"/>
-      </w:pPr>
-      <w:r>
-        <w:rPr>
-          <w:rFonts w:ascii="Consolas" w:cs="Consolas" w:eastAsia="Consolas" w:hAnsi="Consolas"/>
-          <w:color w:val="9AA0A6"/>
-          <w:sz w:val="14"/>
-          <w:szCs w:val="14"/>
-        </w:rPr>
-        <w:t xml:space="preserve">PS-0014  </w:t>
-      </w:r>
-      <w:r>
-        <w:rPr>
-          <w:sz w:val="22"/>
-          <w:szCs w:val="22"/>
-        </w:rPr>
-        <w:t xml:space="preserve">Não ofereça água ou comida.</w:t>
+        <w:t xml:space="preserve">PS-0016  </w:t>
+      </w:r>
+      <w:r>
+        <w:rPr>
+          <w:sz w:val="22"/>
+          <w:szCs w:val="22"/>
+        </w:rPr>
+        <w:t xml:space="preserve">Não ofereça água nem comida: a via aérea está fechada.</w:t>
+      </w:r>
+    </w:p>
+    <w:p>
+      <w:pPr>
+        <w:spacing w:after="160" w:line="300"/>
+      </w:pPr>
+      <w:r>
+        <w:rPr>
+          <w:rFonts w:ascii="Consolas" w:cs="Consolas" w:eastAsia="Consolas" w:hAnsi="Consolas"/>
+          <w:color w:val="9AA0A6"/>
+          <w:sz w:val="14"/>
+          <w:szCs w:val="14"/>
+        </w:rPr>
+        <w:t xml:space="preserve">PS-0017  </w:t>
+      </w:r>
+      <w:r>
+        <w:rPr>
+          <w:sz w:val="22"/>
+          <w:szCs w:val="22"/>
+        </w:rPr>
+        <w:t xml:space="preserve">Não coloque o dedo na boca às cegas para pescar o objeto — você pode empurrá-lo mais para dentro.</w:t>
+      </w:r>
+    </w:p>
+    <w:p>
+      <w:pPr>
+        <w:spacing w:after="160" w:line="300"/>
+      </w:pPr>
+      <w:r>
+        <w:rPr>
+          <w:rFonts w:ascii="Consolas" w:cs="Consolas" w:eastAsia="Consolas" w:hAnsi="Consolas"/>
+          <w:color w:val="9AA0A6"/>
+          <w:sz w:val="14"/>
+          <w:szCs w:val="14"/>
+        </w:rPr>
+        <w:t xml:space="preserve">PS-0018  </w:t>
+      </w:r>
+      <w:r>
+        <w:rPr>
+          <w:sz w:val="22"/>
+          <w:szCs w:val="22"/>
+        </w:rPr>
+        <w:t xml:space="preserve">Não interrompa os ciclos para procurar o objeto. Só pare se ele sair ou a pessoa desmaiar.</w:t>
       </w:r>
     </w:p>
     <w:p>
@@ -670,29 +742,38 @@
           <w:sz w:val="14"/>
           <w:szCs w:val="14"/>
         </w:rPr>
-        <w:t xml:space="preserve">PS-0015  </w:t>
-      </w:r>
-      <w:r>
-        <w:rPr>
-          <w:sz w:val="22"/>
-          <w:szCs w:val="22"/>
-        </w:rPr>
-        <w:t xml:space="preserve">Se a pessoa desmaiar (nesse caso, inicie a massagem cardíaca) ou se o objeto não sair após as compressões.</w:t>
-      </w:r>
-    </w:p>
-    <w:p>
-      <w:pPr>
-        <w:pStyle w:val="Heading2"/>
-        <w:spacing w:after="120" w:before="280"/>
-      </w:pPr>
-      <w:r>
-        <w:rPr>
-          <w:b/>
-          <w:bCs/>
-          <w:sz w:val="26"/>
-          <w:szCs w:val="26"/>
-        </w:rPr>
-        <w:t xml:space="preserve">Engasgo (Bebê)</w:t>
+        <w:t xml:space="preserve">PS-0019  </w:t>
+      </w:r>
+      <w:r>
+        <w:rPr>
+          <w:sz w:val="22"/>
+          <w:szCs w:val="22"/>
+        </w:rPr>
+        <w:t xml:space="preserve">Assim que perceber que a pessoa não consegue tossir, falar nem respirar. Se ela perder a consciência, deite-a no chão e inicie a RCP (ver "Parada Cardíaca").</w:t>
+      </w:r>
+    </w:p>
+    <w:p>
+      <w:pPr>
+        <w:pStyle w:val="Heading2"/>
+        <w:spacing w:after="120" w:before="280"/>
+      </w:pPr>
+      <w:r>
+        <w:rPr>
+          <w:rFonts w:ascii="Consolas" w:cs="Consolas" w:eastAsia="Consolas" w:hAnsi="Consolas"/>
+          <w:color w:val="9AA0A6"/>
+          <w:sz w:val="14"/>
+          <w:szCs w:val="14"/>
+        </w:rPr>
+        <w:t xml:space="preserve">PS-0020  </w:t>
+      </w:r>
+      <w:r>
+        <w:rPr>
+          <w:b/>
+          <w:bCs/>
+          <w:sz w:val="26"/>
+          <w:szCs w:val="26"/>
+        </w:rPr>
+        <w:t xml:space="preserve">Engasgo (Bebê menor de 1 ano)</w:t>
       </w:r>
     </w:p>
     <w:p>
@@ -722,77 +803,77 @@
           <w:sz w:val="14"/>
           <w:szCs w:val="14"/>
         </w:rPr>
-        <w:t xml:space="preserve">PS-0016  </w:t>
-      </w:r>
-      <w:r>
-        <w:rPr>
-          <w:sz w:val="22"/>
-          <w:szCs w:val="22"/>
-        </w:rPr>
-        <w:t xml:space="preserve">Apoie o bebê de bruços sobre o seu antebraço, deixando a cabeça dele mais baixa que o bumbum.</w:t>
-      </w:r>
-    </w:p>
-    <w:p>
-      <w:pPr>
-        <w:spacing w:after="160" w:line="300"/>
-      </w:pPr>
-      <w:r>
-        <w:rPr>
-          <w:rFonts w:ascii="Consolas" w:cs="Consolas" w:eastAsia="Consolas" w:hAnsi="Consolas"/>
-          <w:color w:val="9AA0A6"/>
-          <w:sz w:val="14"/>
-          <w:szCs w:val="14"/>
-        </w:rPr>
-        <w:t xml:space="preserve">PS-0017  </w:t>
-      </w:r>
-      <w:r>
-        <w:rPr>
-          <w:sz w:val="22"/>
-          <w:szCs w:val="22"/>
-        </w:rPr>
-        <w:t xml:space="preserve">Dê 5 batidas firmes com a base da mão nas costas dele (entre as escápulas).</w:t>
-      </w:r>
-    </w:p>
-    <w:p>
-      <w:pPr>
-        <w:spacing w:after="160" w:line="300"/>
-      </w:pPr>
-      <w:r>
-        <w:rPr>
-          <w:rFonts w:ascii="Consolas" w:cs="Consolas" w:eastAsia="Consolas" w:hAnsi="Consolas"/>
-          <w:color w:val="9AA0A6"/>
-          <w:sz w:val="14"/>
-          <w:szCs w:val="14"/>
-        </w:rPr>
-        <w:t xml:space="preserve">PS-0018  </w:t>
-      </w:r>
-      <w:r>
-        <w:rPr>
-          <w:sz w:val="22"/>
-          <w:szCs w:val="22"/>
-        </w:rPr>
-        <w:t xml:space="preserve">Vire o bebê de barriga para cima no seu braço e faça 5 compressões no peito usando dois dedos.</w:t>
-      </w:r>
-    </w:p>
-    <w:p>
-      <w:pPr>
-        <w:spacing w:after="160" w:line="300"/>
-      </w:pPr>
-      <w:r>
-        <w:rPr>
-          <w:rFonts w:ascii="Consolas" w:cs="Consolas" w:eastAsia="Consolas" w:hAnsi="Consolas"/>
-          <w:color w:val="9AA0A6"/>
-          <w:sz w:val="14"/>
-          <w:szCs w:val="14"/>
-        </w:rPr>
-        <w:t xml:space="preserve">PS-0019  </w:t>
-      </w:r>
-      <w:r>
-        <w:rPr>
-          <w:sz w:val="22"/>
-          <w:szCs w:val="22"/>
-        </w:rPr>
-        <w:t xml:space="preserve">Repita esses passos até o bebê desengasgar ou chorar.</w:t>
+        <w:t xml:space="preserve">PS-0021  </w:t>
+      </w:r>
+      <w:r>
+        <w:rPr>
+          <w:sz w:val="22"/>
+          <w:szCs w:val="22"/>
+        </w:rPr>
+        <w:t xml:space="preserve">Apoie o bebê de bruços sobre o seu antebraço, com a cabeça mais baixa que o tronco, sustentando o queixo e a mandíbula dele com a sua mão.</w:t>
+      </w:r>
+    </w:p>
+    <w:p>
+      <w:pPr>
+        <w:spacing w:after="160" w:line="300"/>
+      </w:pPr>
+      <w:r>
+        <w:rPr>
+          <w:rFonts w:ascii="Consolas" w:cs="Consolas" w:eastAsia="Consolas" w:hAnsi="Consolas"/>
+          <w:color w:val="9AA0A6"/>
+          <w:sz w:val="14"/>
+          <w:szCs w:val="14"/>
+        </w:rPr>
+        <w:t xml:space="preserve">PS-0022  </w:t>
+      </w:r>
+      <w:r>
+        <w:rPr>
+          <w:sz w:val="22"/>
+          <w:szCs w:val="22"/>
+        </w:rPr>
+        <w:t xml:space="preserve">Dê 5 pancadas firmes nas costas, entre as escápulas, usando a base da mão.</w:t>
+      </w:r>
+    </w:p>
+    <w:p>
+      <w:pPr>
+        <w:spacing w:after="160" w:line="300"/>
+      </w:pPr>
+      <w:r>
+        <w:rPr>
+          <w:rFonts w:ascii="Consolas" w:cs="Consolas" w:eastAsia="Consolas" w:hAnsi="Consolas"/>
+          <w:color w:val="9AA0A6"/>
+          <w:sz w:val="14"/>
+          <w:szCs w:val="14"/>
+        </w:rPr>
+        <w:t xml:space="preserve">PS-0023  </w:t>
+      </w:r>
+      <w:r>
+        <w:rPr>
+          <w:sz w:val="22"/>
+          <w:szCs w:val="22"/>
+        </w:rPr>
+        <w:t xml:space="preserve">Vire o bebê de barriga para cima no seu antebraço e dê 5 compressões no centro do peito usando a base de uma das mãos.</w:t>
+      </w:r>
+    </w:p>
+    <w:p>
+      <w:pPr>
+        <w:spacing w:after="160" w:line="300"/>
+      </w:pPr>
+      <w:r>
+        <w:rPr>
+          <w:rFonts w:ascii="Consolas" w:cs="Consolas" w:eastAsia="Consolas" w:hAnsi="Consolas"/>
+          <w:color w:val="9AA0A6"/>
+          <w:sz w:val="14"/>
+          <w:szCs w:val="14"/>
+        </w:rPr>
+        <w:t xml:space="preserve">PS-0024  </w:t>
+      </w:r>
+      <w:r>
+        <w:rPr>
+          <w:sz w:val="22"/>
+          <w:szCs w:val="22"/>
+        </w:rPr>
+        <w:t xml:space="preserve">Alterne 5 pancadas nas costas com 5 compressões no peito até o objeto sair ou o bebê perder a consciência.</w:t>
       </w:r>
     </w:p>
     <w:p>
@@ -822,7 +903,28 @@
           <w:sz w:val="14"/>
           <w:szCs w:val="14"/>
         </w:rPr>
-        <w:t xml:space="preserve">PS-0020  </w:t>
+        <w:t xml:space="preserve">PS-0025  </w:t>
+      </w:r>
+      <w:r>
+        <w:rPr>
+          <w:sz w:val="22"/>
+          <w:szCs w:val="22"/>
+        </w:rPr>
+        <w:t xml:space="preserve">NUNCA faça compressões abdominais (Heimlich) em bebê menor de 1 ano: há risco de lesão no fígado e no baço.</w:t>
+      </w:r>
+    </w:p>
+    <w:p>
+      <w:pPr>
+        <w:spacing w:after="160" w:line="300"/>
+      </w:pPr>
+      <w:r>
+        <w:rPr>
+          <w:rFonts w:ascii="Consolas" w:cs="Consolas" w:eastAsia="Consolas" w:hAnsi="Consolas"/>
+          <w:color w:val="9AA0A6"/>
+          <w:sz w:val="14"/>
+          <w:szCs w:val="14"/>
+        </w:rPr>
+        <w:t xml:space="preserve">PS-0026  </w:t>
       </w:r>
       <w:r>
         <w:rPr>
@@ -859,14 +961,14 @@
           <w:sz w:val="14"/>
           <w:szCs w:val="14"/>
         </w:rPr>
-        <w:t xml:space="preserve">PS-0021  </w:t>
-      </w:r>
-      <w:r>
-        <w:rPr>
-          <w:sz w:val="22"/>
-          <w:szCs w:val="22"/>
-        </w:rPr>
-        <w:t xml:space="preserve">Se o bebê ficar roxo, sem ar ou perder a consciência.</w:t>
+        <w:t xml:space="preserve">PS-0027  </w:t>
+      </w:r>
+      <w:r>
+        <w:rPr>
+          <w:sz w:val="22"/>
+          <w:szCs w:val="22"/>
+        </w:rPr>
+        <w:t xml:space="preserve">Assim que o bebê parar de chorar, tossir ou respirar. Se ele perder a consciência, inicie a RCP de lactente e ligue para {{EMERGENCY_MEDICAL}}.</w:t>
       </w:r>
     </w:p>
     <w:p>
@@ -911,7 +1013,7 @@
           <w:sz w:val="14"/>
           <w:szCs w:val="14"/>
         </w:rPr>
-        <w:t xml:space="preserve">PS-0022  </w:t>
+        <w:t xml:space="preserve">PS-0028  </w:t>
       </w:r>
       <w:r>
         <w:rPr>
@@ -932,7 +1034,7 @@
           <w:sz w:val="14"/>
           <w:szCs w:val="14"/>
         </w:rPr>
-        <w:t xml:space="preserve">PS-0023  </w:t>
+        <w:t xml:space="preserve">PS-0029  </w:t>
       </w:r>
       <w:r>
         <w:rPr>
@@ -953,7 +1055,7 @@
           <w:sz w:val="14"/>
           <w:szCs w:val="14"/>
         </w:rPr>
-        <w:t xml:space="preserve">PS-0024  </w:t>
+        <w:t xml:space="preserve">PS-0030  </w:t>
       </w:r>
       <w:r>
         <w:rPr>
@@ -990,7 +1092,7 @@
           <w:sz w:val="14"/>
           <w:szCs w:val="14"/>
         </w:rPr>
-        <w:t xml:space="preserve">PS-0025  </w:t>
+        <w:t xml:space="preserve">PS-0031  </w:t>
       </w:r>
       <w:r>
         <w:rPr>
@@ -1011,7 +1113,7 @@
           <w:sz w:val="14"/>
           <w:szCs w:val="14"/>
         </w:rPr>
-        <w:t xml:space="preserve">PS-0026  </w:t>
+        <w:t xml:space="preserve">PS-0032  </w:t>
       </w:r>
       <w:r>
         <w:rPr>
@@ -1048,7 +1150,7 @@
           <w:sz w:val="14"/>
           <w:szCs w:val="14"/>
         </w:rPr>
-        <w:t xml:space="preserve">PS-0027  </w:t>
+        <w:t xml:space="preserve">PS-0033  </w:t>
       </w:r>
       <w:r>
         <w:rPr>
@@ -1100,7 +1202,7 @@
           <w:sz w:val="14"/>
           <w:szCs w:val="14"/>
         </w:rPr>
-        <w:t xml:space="preserve">PS-0028  </w:t>
+        <w:t xml:space="preserve">PS-0034  </w:t>
       </w:r>
       <w:r>
         <w:rPr>
@@ -1121,7 +1223,7 @@
           <w:sz w:val="14"/>
           <w:szCs w:val="14"/>
         </w:rPr>
-        <w:t xml:space="preserve">PS-0029  </w:t>
+        <w:t xml:space="preserve">PS-0035  </w:t>
       </w:r>
       <w:r>
         <w:rPr>
@@ -1142,7 +1244,7 @@
           <w:sz w:val="14"/>
           <w:szCs w:val="14"/>
         </w:rPr>
-        <w:t xml:space="preserve">PS-0030  </w:t>
+        <w:t xml:space="preserve">PS-0036  </w:t>
       </w:r>
       <w:r>
         <w:rPr>
@@ -1179,7 +1281,7 @@
           <w:sz w:val="14"/>
           <w:szCs w:val="14"/>
         </w:rPr>
-        <w:t xml:space="preserve">PS-0031  </w:t>
+        <w:t xml:space="preserve">PS-0037  </w:t>
       </w:r>
       <w:r>
         <w:rPr>
@@ -1216,7 +1318,7 @@
           <w:sz w:val="14"/>
           <w:szCs w:val="14"/>
         </w:rPr>
-        <w:t xml:space="preserve">PS-0032  </w:t>
+        <w:t xml:space="preserve">PS-0038  </w:t>
       </w:r>
       <w:r>
         <w:rPr>
@@ -1268,7 +1370,7 @@
           <w:sz w:val="14"/>
           <w:szCs w:val="14"/>
         </w:rPr>
-        <w:t xml:space="preserve">PS-0033  </w:t>
+        <w:t xml:space="preserve">PS-0039  </w:t>
       </w:r>
       <w:r>
         <w:rPr>
@@ -1289,28 +1391,28 @@
           <w:sz w:val="14"/>
           <w:szCs w:val="14"/>
         </w:rPr>
-        <w:t xml:space="preserve">PS-0034  </w:t>
-      </w:r>
-      <w:r>
-        <w:rPr>
-          <w:sz w:val="22"/>
-          <w:szCs w:val="22"/>
-        </w:rPr>
-        <w:t xml:space="preserve">Ligue imediatamente para o CIATOX no telefone {{POISON_CONTROL}}.</w:t>
-      </w:r>
-    </w:p>
-    <w:p>
-      <w:pPr>
-        <w:spacing w:after="160" w:line="300"/>
-      </w:pPr>
-      <w:r>
-        <w:rPr>
-          <w:rFonts w:ascii="Consolas" w:cs="Consolas" w:eastAsia="Consolas" w:hAnsi="Consolas"/>
-          <w:color w:val="9AA0A6"/>
-          <w:sz w:val="14"/>
-          <w:szCs w:val="14"/>
-        </w:rPr>
-        <w:t xml:space="preserve">PS-0035  </w:t>
+        <w:t xml:space="preserve">PS-0040  </w:t>
+      </w:r>
+      <w:r>
+        <w:rPr>
+          <w:sz w:val="22"/>
+          <w:szCs w:val="22"/>
+        </w:rPr>
+        <w:t xml:space="preserve">Ligue imediatamente para {{POISON_CONTROL}}.</w:t>
+      </w:r>
+    </w:p>
+    <w:p>
+      <w:pPr>
+        <w:spacing w:after="160" w:line="300"/>
+      </w:pPr>
+      <w:r>
+        <w:rPr>
+          <w:rFonts w:ascii="Consolas" w:cs="Consolas" w:eastAsia="Consolas" w:hAnsi="Consolas"/>
+          <w:color w:val="9AA0A6"/>
+          <w:sz w:val="14"/>
+          <w:szCs w:val="14"/>
+        </w:rPr>
+        <w:t xml:space="preserve">PS-0041  </w:t>
       </w:r>
       <w:r>
         <w:rPr>
@@ -1347,7 +1449,7 @@
           <w:sz w:val="14"/>
           <w:szCs w:val="14"/>
         </w:rPr>
-        <w:t xml:space="preserve">PS-0036  </w:t>
+        <w:t xml:space="preserve">PS-0042  </w:t>
       </w:r>
       <w:r>
         <w:rPr>
@@ -1368,7 +1470,7 @@
           <w:sz w:val="14"/>
           <w:szCs w:val="14"/>
         </w:rPr>
-        <w:t xml:space="preserve">PS-0037  </w:t>
+        <w:t xml:space="preserve">PS-0043  </w:t>
       </w:r>
       <w:r>
         <w:rPr>
@@ -1420,7 +1522,7 @@
           <w:sz w:val="14"/>
           <w:szCs w:val="14"/>
         </w:rPr>
-        <w:t xml:space="preserve">PS-0038  </w:t>
+        <w:t xml:space="preserve">PS-0044  </w:t>
       </w:r>
       <w:r>
         <w:rPr>
@@ -1441,7 +1543,7 @@
           <w:sz w:val="14"/>
           <w:szCs w:val="14"/>
         </w:rPr>
-        <w:t xml:space="preserve">PS-0039  </w:t>
+        <w:t xml:space="preserve">PS-0045  </w:t>
       </w:r>
       <w:r>
         <w:rPr>
@@ -1462,7 +1564,7 @@
           <w:sz w:val="14"/>
           <w:szCs w:val="14"/>
         </w:rPr>
-        <w:t xml:space="preserve">PS-0040  </w:t>
+        <w:t xml:space="preserve">PS-0046  </w:t>
       </w:r>
       <w:r>
         <w:rPr>
@@ -1499,7 +1601,7 @@
           <w:sz w:val="14"/>
           <w:szCs w:val="14"/>
         </w:rPr>
-        <w:t xml:space="preserve">PS-0041  </w:t>
+        <w:t xml:space="preserve">PS-0047  </w:t>
       </w:r>
       <w:r>
         <w:rPr>
@@ -1520,7 +1622,7 @@
           <w:sz w:val="14"/>
           <w:szCs w:val="14"/>
         </w:rPr>
-        <w:t xml:space="preserve">PS-0042  </w:t>
+        <w:t xml:space="preserve">PS-0048  </w:t>
       </w:r>
       <w:r>
         <w:rPr>
@@ -1557,7 +1659,7 @@
           <w:sz w:val="14"/>
           <w:szCs w:val="14"/>
         </w:rPr>
-        <w:t xml:space="preserve">PS-0043  </w:t>
+        <w:t xml:space="preserve">PS-0049  </w:t>
       </w:r>
       <w:r>
         <w:rPr>
@@ -1609,7 +1711,7 @@
           <w:sz w:val="14"/>
           <w:szCs w:val="14"/>
         </w:rPr>
-        <w:t xml:space="preserve">PS-0044  </w:t>
+        <w:t xml:space="preserve">PS-0050  </w:t>
       </w:r>
       <w:r>
         <w:rPr>
@@ -1630,7 +1732,7 @@
           <w:sz w:val="14"/>
           <w:szCs w:val="14"/>
         </w:rPr>
-        <w:t xml:space="preserve">PS-0045  </w:t>
+        <w:t xml:space="preserve">PS-0051  </w:t>
       </w:r>
       <w:r>
         <w:rPr>
@@ -1651,7 +1753,7 @@
           <w:sz w:val="14"/>
           <w:szCs w:val="14"/>
         </w:rPr>
-        <w:t xml:space="preserve">PS-0046  </w:t>
+        <w:t xml:space="preserve">PS-0052  </w:t>
       </w:r>
       <w:r>
         <w:rPr>
@@ -1688,7 +1790,7 @@
           <w:sz w:val="14"/>
           <w:szCs w:val="14"/>
         </w:rPr>
-        <w:t xml:space="preserve">PS-0047  </w:t>
+        <w:t xml:space="preserve">PS-0053  </w:t>
       </w:r>
       <w:r>
         <w:rPr>
@@ -1709,7 +1811,7 @@
           <w:sz w:val="14"/>
           <w:szCs w:val="14"/>
         </w:rPr>
-        <w:t xml:space="preserve">PS-0048  </w:t>
+        <w:t xml:space="preserve">PS-0054  </w:t>
       </w:r>
       <w:r>
         <w:rPr>
@@ -1746,7 +1848,7 @@
           <w:sz w:val="14"/>
           <w:szCs w:val="14"/>
         </w:rPr>
-        <w:t xml:space="preserve">PS-0049  </w:t>
+        <w:t xml:space="preserve">PS-0055  </w:t>
       </w:r>
       <w:r>
         <w:rPr>
@@ -1798,7 +1900,7 @@
           <w:sz w:val="14"/>
           <w:szCs w:val="14"/>
         </w:rPr>
-        <w:t xml:space="preserve">PS-0050  </w:t>
+        <w:t xml:space="preserve">PS-0056  </w:t>
       </w:r>
       <w:r>
         <w:rPr>
@@ -1819,7 +1921,7 @@
           <w:sz w:val="14"/>
           <w:szCs w:val="14"/>
         </w:rPr>
-        <w:t xml:space="preserve">PS-0051  </w:t>
+        <w:t xml:space="preserve">PS-0057  </w:t>
       </w:r>
       <w:r>
         <w:rPr>
@@ -1856,7 +1958,7 @@
           <w:sz w:val="14"/>
           <w:szCs w:val="14"/>
         </w:rPr>
-        <w:t xml:space="preserve">PS-0052  </w:t>
+        <w:t xml:space="preserve">PS-0058  </w:t>
       </w:r>
       <w:r>
         <w:rPr>
@@ -1877,7 +1979,7 @@
           <w:sz w:val="14"/>
           <w:szCs w:val="14"/>
         </w:rPr>
-        <w:t xml:space="preserve">PS-0053  </w:t>
+        <w:t xml:space="preserve">PS-0059  </w:t>
       </w:r>
       <w:r>
         <w:rPr>
@@ -1914,7 +2016,7 @@
           <w:sz w:val="14"/>
           <w:szCs w:val="14"/>
         </w:rPr>
-        <w:t xml:space="preserve">PS-0054  </w:t>
+        <w:t xml:space="preserve">PS-0060  </w:t>
       </w:r>
       <w:r>
         <w:rPr>
@@ -1966,7 +2068,7 @@
           <w:sz w:val="14"/>
           <w:szCs w:val="14"/>
         </w:rPr>
-        <w:t xml:space="preserve">PS-0055  </w:t>
+        <w:t xml:space="preserve">PS-0061  </w:t>
       </w:r>
       <w:r>
         <w:rPr>
@@ -1987,7 +2089,7 @@
           <w:sz w:val="14"/>
           <w:szCs w:val="14"/>
         </w:rPr>
-        <w:t xml:space="preserve">PS-0056  </w:t>
+        <w:t xml:space="preserve">PS-0062  </w:t>
       </w:r>
       <w:r>
         <w:rPr>
@@ -2008,7 +2110,7 @@
           <w:sz w:val="14"/>
           <w:szCs w:val="14"/>
         </w:rPr>
-        <w:t xml:space="preserve">PS-0057  </w:t>
+        <w:t xml:space="preserve">PS-0063  </w:t>
       </w:r>
       <w:r>
         <w:rPr>
@@ -2045,7 +2147,7 @@
           <w:sz w:val="14"/>
           <w:szCs w:val="14"/>
         </w:rPr>
-        <w:t xml:space="preserve">PS-0058  </w:t>
+        <w:t xml:space="preserve">PS-0064  </w:t>
       </w:r>
       <w:r>
         <w:rPr>
@@ -2066,7 +2168,7 @@
           <w:sz w:val="14"/>
           <w:szCs w:val="14"/>
         </w:rPr>
-        <w:t xml:space="preserve">PS-0059  </w:t>
+        <w:t xml:space="preserve">PS-0065  </w:t>
       </w:r>
       <w:r>
         <w:rPr>
@@ -2103,7 +2205,7 @@
           <w:sz w:val="14"/>
           <w:szCs w:val="14"/>
         </w:rPr>
-        <w:t xml:space="preserve">PS-0060  </w:t>
+        <w:t xml:space="preserve">PS-0066  </w:t>
       </w:r>
       <w:r>
         <w:rPr>
@@ -2155,7 +2257,7 @@
           <w:sz w:val="14"/>
           <w:szCs w:val="14"/>
         </w:rPr>
-        <w:t xml:space="preserve">PS-0061  </w:t>
+        <w:t xml:space="preserve">PS-0067  </w:t>
       </w:r>
       <w:r>
         <w:rPr>
@@ -2176,7 +2278,7 @@
           <w:sz w:val="14"/>
           <w:szCs w:val="14"/>
         </w:rPr>
-        <w:t xml:space="preserve">PS-0062  </w:t>
+        <w:t xml:space="preserve">PS-0068  </w:t>
       </w:r>
       <w:r>
         <w:rPr>
@@ -2197,7 +2299,7 @@
           <w:sz w:val="14"/>
           <w:szCs w:val="14"/>
         </w:rPr>
-        <w:t xml:space="preserve">PS-0063  </w:t>
+        <w:t xml:space="preserve">PS-0069  </w:t>
       </w:r>
       <w:r>
         <w:rPr>
@@ -2234,7 +2336,7 @@
           <w:sz w:val="14"/>
           <w:szCs w:val="14"/>
         </w:rPr>
-        <w:t xml:space="preserve">PS-0064  </w:t>
+        <w:t xml:space="preserve">PS-0070  </w:t>
       </w:r>
       <w:r>
         <w:rPr>
@@ -2255,7 +2357,7 @@
           <w:sz w:val="14"/>
           <w:szCs w:val="14"/>
         </w:rPr>
-        <w:t xml:space="preserve">PS-0065  </w:t>
+        <w:t xml:space="preserve">PS-0071  </w:t>
       </w:r>
       <w:r>
         <w:rPr>
@@ -2292,7 +2394,7 @@
           <w:sz w:val="14"/>
           <w:szCs w:val="14"/>
         </w:rPr>
-        <w:t xml:space="preserve">PS-0066  </w:t>
+        <w:t xml:space="preserve">PS-0072  </w:t>
       </w:r>
       <w:r>
         <w:rPr>
@@ -2344,7 +2446,7 @@
           <w:sz w:val="14"/>
           <w:szCs w:val="14"/>
         </w:rPr>
-        <w:t xml:space="preserve">PS-0067  </w:t>
+        <w:t xml:space="preserve">PS-0073  </w:t>
       </w:r>
       <w:r>
         <w:rPr>
@@ -2365,7 +2467,7 @@
           <w:sz w:val="14"/>
           <w:szCs w:val="14"/>
         </w:rPr>
-        <w:t xml:space="preserve">PS-0068  </w:t>
+        <w:t xml:space="preserve">PS-0074  </w:t>
       </w:r>
       <w:r>
         <w:rPr>
@@ -2386,7 +2488,7 @@
           <w:sz w:val="14"/>
           <w:szCs w:val="14"/>
         </w:rPr>
-        <w:t xml:space="preserve">PS-0069  </w:t>
+        <w:t xml:space="preserve">PS-0075  </w:t>
       </w:r>
       <w:r>
         <w:rPr>
@@ -2423,7 +2525,7 @@
           <w:sz w:val="14"/>
           <w:szCs w:val="14"/>
         </w:rPr>
-        <w:t xml:space="preserve">PS-0070  </w:t>
+        <w:t xml:space="preserve">PS-0076  </w:t>
       </w:r>
       <w:r>
         <w:rPr>
@@ -2444,7 +2546,7 @@
           <w:sz w:val="14"/>
           <w:szCs w:val="14"/>
         </w:rPr>
-        <w:t xml:space="preserve">PS-0071  </w:t>
+        <w:t xml:space="preserve">PS-0077  </w:t>
       </w:r>
       <w:r>
         <w:rPr>
@@ -2481,7 +2583,7 @@
           <w:sz w:val="14"/>
           <w:szCs w:val="14"/>
         </w:rPr>
-        <w:t xml:space="preserve">PS-0072  </w:t>
+        <w:t xml:space="preserve">PS-0078  </w:t>
       </w:r>
       <w:r>
         <w:rPr>
@@ -2533,7 +2635,7 @@
           <w:sz w:val="14"/>
           <w:szCs w:val="14"/>
         </w:rPr>
-        <w:t xml:space="preserve">PS-0073  </w:t>
+        <w:t xml:space="preserve">PS-0079  </w:t>
       </w:r>
       <w:r>
         <w:rPr>
@@ -2554,7 +2656,7 @@
           <w:sz w:val="14"/>
           <w:szCs w:val="14"/>
         </w:rPr>
-        <w:t xml:space="preserve">PS-0074  </w:t>
+        <w:t xml:space="preserve">PS-0080  </w:t>
       </w:r>
       <w:r>
         <w:rPr>
@@ -2575,7 +2677,7 @@
           <w:sz w:val="14"/>
           <w:szCs w:val="14"/>
         </w:rPr>
-        <w:t xml:space="preserve">PS-0075  </w:t>
+        <w:t xml:space="preserve">PS-0081  </w:t>
       </w:r>
       <w:r>
         <w:rPr>
@@ -2612,7 +2714,7 @@
           <w:sz w:val="14"/>
           <w:szCs w:val="14"/>
         </w:rPr>
-        <w:t xml:space="preserve">PS-0076  </w:t>
+        <w:t xml:space="preserve">PS-0082  </w:t>
       </w:r>
       <w:r>
         <w:rPr>
@@ -2633,7 +2735,7 @@
           <w:sz w:val="14"/>
           <w:szCs w:val="14"/>
         </w:rPr>
-        <w:t xml:space="preserve">PS-0077  </w:t>
+        <w:t xml:space="preserve">PS-0083  </w:t>
       </w:r>
       <w:r>
         <w:rPr>
@@ -2654,7 +2756,7 @@
           <w:sz w:val="14"/>
           <w:szCs w:val="14"/>
         </w:rPr>
-        <w:t xml:space="preserve">PS-0078  </w:t>
+        <w:t xml:space="preserve">PS-0084  </w:t>
       </w:r>
       <w:r>
         <w:rPr>
@@ -2691,7 +2793,7 @@
           <w:sz w:val="14"/>
           <w:szCs w:val="14"/>
         </w:rPr>
-        <w:t xml:space="preserve">PS-0079  </w:t>
+        <w:t xml:space="preserve">PS-0085  </w:t>
       </w:r>
       <w:r>
         <w:rPr>
@@ -2743,7 +2845,7 @@
           <w:sz w:val="14"/>
           <w:szCs w:val="14"/>
         </w:rPr>
-        <w:t xml:space="preserve">PS-0080  </w:t>
+        <w:t xml:space="preserve">PS-0086  </w:t>
       </w:r>
       <w:r>
         <w:rPr>
@@ -2764,7 +2866,7 @@
           <w:sz w:val="14"/>
           <w:szCs w:val="14"/>
         </w:rPr>
-        <w:t xml:space="preserve">PS-0081  </w:t>
+        <w:t xml:space="preserve">PS-0087  </w:t>
       </w:r>
       <w:r>
         <w:rPr>
@@ -2785,7 +2887,7 @@
           <w:sz w:val="14"/>
           <w:szCs w:val="14"/>
         </w:rPr>
-        <w:t xml:space="preserve">PS-0082  </w:t>
+        <w:t xml:space="preserve">PS-0088  </w:t>
       </w:r>
       <w:r>
         <w:rPr>
@@ -2806,7 +2908,7 @@
           <w:sz w:val="14"/>
           <w:szCs w:val="14"/>
         </w:rPr>
-        <w:t xml:space="preserve">PS-0083  </w:t>
+        <w:t xml:space="preserve">PS-0089  </w:t>
       </w:r>
       <w:r>
         <w:rPr>
@@ -2843,7 +2945,7 @@
           <w:sz w:val="14"/>
           <w:szCs w:val="14"/>
         </w:rPr>
-        <w:t xml:space="preserve">PS-0084  </w:t>
+        <w:t xml:space="preserve">PS-0090  </w:t>
       </w:r>
       <w:r>
         <w:rPr>
@@ -2864,7 +2966,7 @@
           <w:sz w:val="14"/>
           <w:szCs w:val="14"/>
         </w:rPr>
-        <w:t xml:space="preserve">PS-0085  </w:t>
+        <w:t xml:space="preserve">PS-0091  </w:t>
       </w:r>
       <w:r>
         <w:rPr>
@@ -2885,7 +2987,7 @@
           <w:sz w:val="14"/>
           <w:szCs w:val="14"/>
         </w:rPr>
-        <w:t xml:space="preserve">PS-0086  </w:t>
+        <w:t xml:space="preserve">PS-0092  </w:t>
       </w:r>
       <w:r>
         <w:rPr>
@@ -2922,7 +3024,7 @@
           <w:sz w:val="14"/>
           <w:szCs w:val="14"/>
         </w:rPr>
-        <w:t xml:space="preserve">PS-0087  </w:t>
+        <w:t xml:space="preserve">PS-0093  </w:t>
       </w:r>
       <w:r>
         <w:rPr>
@@ -2974,7 +3076,7 @@
           <w:sz w:val="14"/>
           <w:szCs w:val="14"/>
         </w:rPr>
-        <w:t xml:space="preserve">PS-0088  </w:t>
+        <w:t xml:space="preserve">PS-0094  </w:t>
       </w:r>
       <w:r>
         <w:rPr>
@@ -2995,7 +3097,7 @@
           <w:sz w:val="14"/>
           <w:szCs w:val="14"/>
         </w:rPr>
-        <w:t xml:space="preserve">PS-0089  </w:t>
+        <w:t xml:space="preserve">PS-0095  </w:t>
       </w:r>
       <w:r>
         <w:rPr>
@@ -3016,7 +3118,7 @@
           <w:sz w:val="14"/>
           <w:szCs w:val="14"/>
         </w:rPr>
-        <w:t xml:space="preserve">PS-0090  </w:t>
+        <w:t xml:space="preserve">PS-0096  </w:t>
       </w:r>
       <w:r>
         <w:rPr>
@@ -3053,7 +3155,7 @@
           <w:sz w:val="14"/>
           <w:szCs w:val="14"/>
         </w:rPr>
-        <w:t xml:space="preserve">PS-0091  </w:t>
+        <w:t xml:space="preserve">PS-0097  </w:t>
       </w:r>
       <w:r>
         <w:rPr>
@@ -3074,7 +3176,7 @@
           <w:sz w:val="14"/>
           <w:szCs w:val="14"/>
         </w:rPr>
-        <w:t xml:space="preserve">PS-0092  </w:t>
+        <w:t xml:space="preserve">PS-0098  </w:t>
       </w:r>
       <w:r>
         <w:rPr>
@@ -3111,7 +3213,7 @@
           <w:sz w:val="14"/>
           <w:szCs w:val="14"/>
         </w:rPr>
-        <w:t xml:space="preserve">PS-0093  </w:t>
+        <w:t xml:space="preserve">PS-0099  </w:t>
       </w:r>
       <w:r>
         <w:rPr>
@@ -3163,7 +3265,7 @@
           <w:sz w:val="14"/>
           <w:szCs w:val="14"/>
         </w:rPr>
-        <w:t xml:space="preserve">PS-0094  </w:t>
+        <w:t xml:space="preserve">PS-0100  </w:t>
       </w:r>
       <w:r>
         <w:rPr>
@@ -3184,7 +3286,7 @@
           <w:sz w:val="14"/>
           <w:szCs w:val="14"/>
         </w:rPr>
-        <w:t xml:space="preserve">PS-0095  </w:t>
+        <w:t xml:space="preserve">PS-0101  </w:t>
       </w:r>
       <w:r>
         <w:rPr>
@@ -3205,7 +3307,7 @@
           <w:sz w:val="14"/>
           <w:szCs w:val="14"/>
         </w:rPr>
-        <w:t xml:space="preserve">PS-0096  </w:t>
+        <w:t xml:space="preserve">PS-0102  </w:t>
       </w:r>
       <w:r>
         <w:rPr>
@@ -3226,7 +3328,7 @@
           <w:sz w:val="14"/>
           <w:szCs w:val="14"/>
         </w:rPr>
-        <w:t xml:space="preserve">PS-0097  </w:t>
+        <w:t xml:space="preserve">PS-0103  </w:t>
       </w:r>
       <w:r>
         <w:rPr>
@@ -3263,7 +3365,7 @@
           <w:sz w:val="14"/>
           <w:szCs w:val="14"/>
         </w:rPr>
-        <w:t xml:space="preserve">PS-0098  </w:t>
+        <w:t xml:space="preserve">PS-0104  </w:t>
       </w:r>
       <w:r>
         <w:rPr>
@@ -3284,7 +3386,7 @@
           <w:sz w:val="14"/>
           <w:szCs w:val="14"/>
         </w:rPr>
-        <w:t xml:space="preserve">PS-0099  </w:t>
+        <w:t xml:space="preserve">PS-0105  </w:t>
       </w:r>
       <w:r>
         <w:rPr>
@@ -3353,7 +3455,7 @@
           <w:sz w:val="14"/>
           <w:szCs w:val="14"/>
         </w:rPr>
-        <w:t xml:space="preserve">PS-0100  </w:t>
+        <w:t xml:space="preserve">PS-0106  </w:t>
       </w:r>
       <w:r>
         <w:rPr>
@@ -3405,7 +3507,7 @@
           <w:sz w:val="14"/>
           <w:szCs w:val="14"/>
         </w:rPr>
-        <w:t xml:space="preserve">PS-0101  </w:t>
+        <w:t xml:space="preserve">PS-0107  </w:t>
       </w:r>
       <w:r>
         <w:rPr>
@@ -3427,7 +3529,7 @@
           <w:sz w:val="14"/>
           <w:szCs w:val="14"/>
         </w:rPr>
-        <w:t xml:space="preserve">PS-0102  </w:t>
+        <w:t xml:space="preserve">PS-0108  </w:t>
       </w:r>
       <w:r>
         <w:rPr>
@@ -3466,7 +3568,7 @@
           <w:sz w:val="14"/>
           <w:szCs w:val="14"/>
         </w:rPr>
-        <w:t xml:space="preserve">PS-0103  </w:t>
+        <w:t xml:space="preserve">PS-0109  </w:t>
       </w:r>
       <w:r>
         <w:rPr>
@@ -3518,7 +3620,7 @@
           <w:sz w:val="14"/>
           <w:szCs w:val="14"/>
         </w:rPr>
-        <w:t xml:space="preserve">PS-0104  </w:t>
+        <w:t xml:space="preserve">PS-0110  </w:t>
       </w:r>
       <w:r>
         <w:rPr>
@@ -3540,7 +3642,7 @@
           <w:sz w:val="14"/>
           <w:szCs w:val="14"/>
         </w:rPr>
-        <w:t xml:space="preserve">PS-0105  </w:t>
+        <w:t xml:space="preserve">PS-0111  </w:t>
       </w:r>
       <w:r>
         <w:rPr>
@@ -3579,7 +3681,7 @@
           <w:sz w:val="14"/>
           <w:szCs w:val="14"/>
         </w:rPr>
-        <w:t xml:space="preserve">PS-0106  </w:t>
+        <w:t xml:space="preserve">PS-0112  </w:t>
       </w:r>
       <w:r>
         <w:rPr>
@@ -3631,7 +3733,7 @@
           <w:sz w:val="14"/>
           <w:szCs w:val="14"/>
         </w:rPr>
-        <w:t xml:space="preserve">PS-0107  </w:t>
+        <w:t xml:space="preserve">PS-0113  </w:t>
       </w:r>
       <w:r>
         <w:rPr>
@@ -3683,7 +3785,7 @@
           <w:sz w:val="14"/>
           <w:szCs w:val="14"/>
         </w:rPr>
-        <w:t xml:space="preserve">PS-0108  </w:t>
+        <w:t xml:space="preserve">PS-0114  </w:t>
       </w:r>
       <w:r>
         <w:rPr>
@@ -3735,7 +3837,7 @@
           <w:sz w:val="14"/>
           <w:szCs w:val="14"/>
         </w:rPr>
-        <w:t xml:space="preserve">PS-0109  </w:t>
+        <w:t xml:space="preserve">PS-0115  </w:t>
       </w:r>
       <w:r>
         <w:rPr>
@@ -3787,7 +3889,7 @@
           <w:sz w:val="14"/>
           <w:szCs w:val="14"/>
         </w:rPr>
-        <w:t xml:space="preserve">PS-0110  </w:t>
+        <w:t xml:space="preserve">PS-0116  </w:t>
       </w:r>
       <w:r>
         <w:rPr>
@@ -3839,7 +3941,7 @@
           <w:sz w:val="14"/>
           <w:szCs w:val="14"/>
         </w:rPr>
-        <w:t xml:space="preserve">PS-0111  </w:t>
+        <w:t xml:space="preserve">PS-0117  </w:t>
       </w:r>
       <w:r>
         <w:rPr>
@@ -3891,7 +3993,7 @@
           <w:sz w:val="14"/>
           <w:szCs w:val="14"/>
         </w:rPr>
-        <w:t xml:space="preserve">PS-0112  </w:t>
+        <w:t xml:space="preserve">PS-0118  </w:t>
       </w:r>
       <w:r>
         <w:rPr>
@@ -3943,7 +4045,7 @@
           <w:sz w:val="14"/>
           <w:szCs w:val="14"/>
         </w:rPr>
-        <w:t xml:space="preserve">PS-0113  </w:t>
+        <w:t xml:space="preserve">PS-0119  </w:t>
       </w:r>
       <w:r>
         <w:rPr>
@@ -3995,7 +4097,7 @@
           <w:sz w:val="14"/>
           <w:szCs w:val="14"/>
         </w:rPr>
-        <w:t xml:space="preserve">PS-0114  </w:t>
+        <w:t xml:space="preserve">PS-0120  </w:t>
       </w:r>
       <w:r>
         <w:rPr>
@@ -4047,7 +4149,7 @@
           <w:sz w:val="14"/>
           <w:szCs w:val="14"/>
         </w:rPr>
-        <w:t xml:space="preserve">PS-0115  </w:t>
+        <w:t xml:space="preserve">PS-0121  </w:t>
       </w:r>
       <w:r>
         <w:rPr>
@@ -4099,7 +4201,7 @@
           <w:sz w:val="14"/>
           <w:szCs w:val="14"/>
         </w:rPr>
-        <w:t xml:space="preserve">PS-0116  </w:t>
+        <w:t xml:space="preserve">PS-0122  </w:t>
       </w:r>
       <w:r>
         <w:rPr>
@@ -4151,7 +4253,7 @@
           <w:sz w:val="14"/>
           <w:szCs w:val="14"/>
         </w:rPr>
-        <w:t xml:space="preserve">PS-0117  </w:t>
+        <w:t xml:space="preserve">PS-0123  </w:t>
       </w:r>
       <w:r>
         <w:rPr>
@@ -4203,7 +4305,7 @@
           <w:sz w:val="14"/>
           <w:szCs w:val="14"/>
         </w:rPr>
-        <w:t xml:space="preserve">PS-0118  </w:t>
+        <w:t xml:space="preserve">PS-0124  </w:t>
       </w:r>
       <w:r>
         <w:rPr>
@@ -4255,7 +4357,7 @@
           <w:sz w:val="14"/>
           <w:szCs w:val="14"/>
         </w:rPr>
-        <w:t xml:space="preserve">PS-0119  </w:t>
+        <w:t xml:space="preserve">PS-0125  </w:t>
       </w:r>
       <w:r>
         <w:rPr>
@@ -4307,7 +4409,7 @@
           <w:sz w:val="14"/>
           <w:szCs w:val="14"/>
         </w:rPr>
-        <w:t xml:space="preserve">PS-0120  </w:t>
+        <w:t xml:space="preserve">PS-0126  </w:t>
       </w:r>
       <w:r>
         <w:rPr>
@@ -4329,7 +4431,7 @@
           <w:sz w:val="14"/>
           <w:szCs w:val="14"/>
         </w:rPr>
-        <w:t xml:space="preserve">PS-0121  </w:t>
+        <w:t xml:space="preserve">PS-0127  </w:t>
       </w:r>
       <w:r>
         <w:rPr>
@@ -4368,7 +4470,7 @@
           <w:sz w:val="14"/>
           <w:szCs w:val="14"/>
         </w:rPr>
-        <w:t xml:space="preserve">PS-0122  </w:t>
+        <w:t xml:space="preserve">PS-0128  </w:t>
       </w:r>
       <w:r>
         <w:rPr>
@@ -4420,7 +4522,7 @@
           <w:sz w:val="14"/>
           <w:szCs w:val="14"/>
         </w:rPr>
-        <w:t xml:space="preserve">PS-0123  </w:t>
+        <w:t xml:space="preserve">PS-0129  </w:t>
       </w:r>
       <w:r>
         <w:rPr>
@@ -4472,7 +4574,7 @@
           <w:sz w:val="14"/>
           <w:szCs w:val="14"/>
         </w:rPr>
-        <w:t xml:space="preserve">PS-0124  </w:t>
+        <w:t xml:space="preserve">PS-0130  </w:t>
       </w:r>
       <w:r>
         <w:rPr>
@@ -4524,7 +4626,7 @@
           <w:sz w:val="14"/>
           <w:szCs w:val="14"/>
         </w:rPr>
-        <w:t xml:space="preserve">PS-0125  </w:t>
+        <w:t xml:space="preserve">PS-0131  </w:t>
       </w:r>
       <w:r>
         <w:rPr>
@@ -4576,7 +4678,7 @@
           <w:sz w:val="14"/>
           <w:szCs w:val="14"/>
         </w:rPr>
-        <w:t xml:space="preserve">PS-0126  </w:t>
+        <w:t xml:space="preserve">PS-0132  </w:t>
       </w:r>
       <w:r>
         <w:rPr>
@@ -4628,7 +4730,7 @@
           <w:sz w:val="14"/>
           <w:szCs w:val="14"/>
         </w:rPr>
-        <w:t xml:space="preserve">PS-0127  </w:t>
+        <w:t xml:space="preserve">PS-0133  </w:t>
       </w:r>
       <w:r>
         <w:rPr>
@@ -4680,7 +4782,7 @@
           <w:sz w:val="14"/>
           <w:szCs w:val="14"/>
         </w:rPr>
-        <w:t xml:space="preserve">PS-0128  </w:t>
+        <w:t xml:space="preserve">PS-0134  </w:t>
       </w:r>
       <w:r>
         <w:rPr>
@@ -4732,7 +4834,7 @@
           <w:sz w:val="14"/>
           <w:szCs w:val="14"/>
         </w:rPr>
-        <w:t xml:space="preserve">PS-0129  </w:t>
+        <w:t xml:space="preserve">PS-0135  </w:t>
       </w:r>
       <w:r>
         <w:rPr>
@@ -4784,7 +4886,7 @@
           <w:sz w:val="14"/>
           <w:szCs w:val="14"/>
         </w:rPr>
-        <w:t xml:space="preserve">PS-0130  </w:t>
+        <w:t xml:space="preserve">PS-0136  </w:t>
       </w:r>
       <w:r>
         <w:rPr>
@@ -4836,7 +4938,7 @@
           <w:sz w:val="14"/>
           <w:szCs w:val="14"/>
         </w:rPr>
-        <w:t xml:space="preserve">PS-0131  </w:t>
+        <w:t xml:space="preserve">PS-0137  </w:t>
       </w:r>
       <w:r>
         <w:rPr>
@@ -4888,7 +4990,7 @@
           <w:sz w:val="14"/>
           <w:szCs w:val="14"/>
         </w:rPr>
-        <w:t xml:space="preserve">PS-0132  </w:t>
+        <w:t xml:space="preserve">PS-0138  </w:t>
       </w:r>
       <w:r>
         <w:rPr>
@@ -4940,7 +5042,7 @@
           <w:sz w:val="14"/>
           <w:szCs w:val="14"/>
         </w:rPr>
-        <w:t xml:space="preserve">PS-0133  </w:t>
+        <w:t xml:space="preserve">PS-0139  </w:t>
       </w:r>
       <w:r>
         <w:rPr>
@@ -4992,7 +5094,7 @@
           <w:sz w:val="14"/>
           <w:szCs w:val="14"/>
         </w:rPr>
-        <w:t xml:space="preserve">PS-0134  </w:t>
+        <w:t xml:space="preserve">PS-0140  </w:t>
       </w:r>
       <w:r>
         <w:rPr>
@@ -5044,7 +5146,7 @@
           <w:sz w:val="14"/>
           <w:szCs w:val="14"/>
         </w:rPr>
-        <w:t xml:space="preserve">PS-0135  </w:t>
+        <w:t xml:space="preserve">PS-0141  </w:t>
       </w:r>
       <w:r>
         <w:rPr>
@@ -5096,7 +5198,7 @@
           <w:sz w:val="14"/>
           <w:szCs w:val="14"/>
         </w:rPr>
-        <w:t xml:space="preserve">PS-0136  </w:t>
+        <w:t xml:space="preserve">PS-0142  </w:t>
       </w:r>
       <w:r>
         <w:rPr>
@@ -5148,7 +5250,7 @@
           <w:sz w:val="14"/>
           <w:szCs w:val="14"/>
         </w:rPr>
-        <w:t xml:space="preserve">PS-0137  </w:t>
+        <w:t xml:space="preserve">PS-0143  </w:t>
       </w:r>
       <w:r>
         <w:rPr>
@@ -5200,7 +5302,7 @@
           <w:sz w:val="14"/>
           <w:szCs w:val="14"/>
         </w:rPr>
-        <w:t xml:space="preserve">PS-0138  </w:t>
+        <w:t xml:space="preserve">PS-0144  </w:t>
       </w:r>
       <w:r>
         <w:rPr>
@@ -5252,7 +5354,7 @@
           <w:sz w:val="14"/>
           <w:szCs w:val="14"/>
         </w:rPr>
-        <w:t xml:space="preserve">PS-0139  </w:t>
+        <w:t xml:space="preserve">PS-0145  </w:t>
       </w:r>
       <w:r>
         <w:rPr>
@@ -5304,7 +5406,7 @@
           <w:sz w:val="14"/>
           <w:szCs w:val="14"/>
         </w:rPr>
-        <w:t xml:space="preserve">PS-0140  </w:t>
+        <w:t xml:space="preserve">PS-0146  </w:t>
       </w:r>
       <w:r>
         <w:rPr>
@@ -5356,7 +5458,7 @@
           <w:sz w:val="14"/>
           <w:szCs w:val="14"/>
         </w:rPr>
-        <w:t xml:space="preserve">PS-0141  </w:t>
+        <w:t xml:space="preserve">PS-0147  </w:t>
       </w:r>
       <w:r>
         <w:rPr>
@@ -5408,7 +5510,7 @@
           <w:sz w:val="14"/>
           <w:szCs w:val="14"/>
         </w:rPr>
-        <w:t xml:space="preserve">PS-0142  </w:t>
+        <w:t xml:space="preserve">PS-0148  </w:t>
       </w:r>
       <w:r>
         <w:rPr>
@@ -5460,7 +5562,7 @@
           <w:sz w:val="14"/>
           <w:szCs w:val="14"/>
         </w:rPr>
-        <w:t xml:space="preserve">PS-0143  </w:t>
+        <w:t xml:space="preserve">PS-0149  </w:t>
       </w:r>
       <w:r>
         <w:rPr>
@@ -5512,7 +5614,7 @@
           <w:sz w:val="14"/>
           <w:szCs w:val="14"/>
         </w:rPr>
-        <w:t xml:space="preserve">PS-0144  </w:t>
+        <w:t xml:space="preserve">PS-0150  </w:t>
       </w:r>
       <w:r>
         <w:rPr>
@@ -5564,7 +5666,7 @@
           <w:sz w:val="14"/>
           <w:szCs w:val="14"/>
         </w:rPr>
-        <w:t xml:space="preserve">PS-0145  </w:t>
+        <w:t xml:space="preserve">PS-0151  </w:t>
       </w:r>
       <w:r>
         <w:rPr>
@@ -5585,7 +5687,7 @@
           <w:sz w:val="14"/>
           <w:szCs w:val="14"/>
         </w:rPr>
-        <w:t xml:space="preserve">PS-0146  </w:t>
+        <w:t xml:space="preserve">PS-0152  </w:t>
       </w:r>
       <w:r>
         <w:rPr>
@@ -5607,7 +5709,7 @@
           <w:sz w:val="14"/>
           <w:szCs w:val="14"/>
         </w:rPr>
-        <w:t xml:space="preserve">PS-0147  </w:t>
+        <w:t xml:space="preserve">PS-0153  </w:t>
       </w:r>
       <w:r>
         <w:rPr>
@@ -5646,7 +5748,7 @@
           <w:sz w:val="14"/>
           <w:szCs w:val="14"/>
         </w:rPr>
-        <w:t xml:space="preserve">PS-0148  </w:t>
+        <w:t xml:space="preserve">PS-0154  </w:t>
       </w:r>
       <w:r>
         <w:rPr>
@@ -5698,7 +5800,7 @@
           <w:sz w:val="14"/>
           <w:szCs w:val="14"/>
         </w:rPr>
-        <w:t xml:space="preserve">PS-0149  </w:t>
+        <w:t xml:space="preserve">PS-0155  </w:t>
       </w:r>
       <w:r>
         <w:rPr>
@@ -5750,7 +5852,7 @@
           <w:sz w:val="14"/>
           <w:szCs w:val="14"/>
         </w:rPr>
-        <w:t xml:space="preserve">PS-0150  </w:t>
+        <w:t xml:space="preserve">PS-0156  </w:t>
       </w:r>
       <w:r>
         <w:rPr>
@@ -5802,7 +5904,7 @@
           <w:sz w:val="14"/>
           <w:szCs w:val="14"/>
         </w:rPr>
-        <w:t xml:space="preserve">PS-0151  </w:t>
+        <w:t xml:space="preserve">PS-0157  </w:t>
       </w:r>
       <w:r>
         <w:rPr>
@@ -5854,7 +5956,7 @@
           <w:sz w:val="14"/>
           <w:szCs w:val="14"/>
         </w:rPr>
-        <w:t xml:space="preserve">PS-0152  </w:t>
+        <w:t xml:space="preserve">PS-0158  </w:t>
       </w:r>
       <w:r>
         <w:rPr>
@@ -5906,7 +6008,7 @@
           <w:sz w:val="14"/>
           <w:szCs w:val="14"/>
         </w:rPr>
-        <w:t xml:space="preserve">PS-0153  </w:t>
+        <w:t xml:space="preserve">PS-0159  </w:t>
       </w:r>
       <w:r>
         <w:rPr>
@@ -5958,7 +6060,7 @@
           <w:sz w:val="14"/>
           <w:szCs w:val="14"/>
         </w:rPr>
-        <w:t xml:space="preserve">PS-0154  </w:t>
+        <w:t xml:space="preserve">PS-0160  </w:t>
       </w:r>
       <w:r>
         <w:rPr>
@@ -6010,7 +6112,7 @@
           <w:sz w:val="14"/>
           <w:szCs w:val="14"/>
         </w:rPr>
-        <w:t xml:space="preserve">PS-0155  </w:t>
+        <w:t xml:space="preserve">PS-0161  </w:t>
       </w:r>
       <w:r>
         <w:rPr>
@@ -6062,7 +6164,7 @@
           <w:sz w:val="14"/>
           <w:szCs w:val="14"/>
         </w:rPr>
-        <w:t xml:space="preserve">PS-0156  </w:t>
+        <w:t xml:space="preserve">PS-0162  </w:t>
       </w:r>
       <w:r>
         <w:rPr>
@@ -6114,7 +6216,7 @@
           <w:sz w:val="14"/>
           <w:szCs w:val="14"/>
         </w:rPr>
-        <w:t xml:space="preserve">PS-0157  </w:t>
+        <w:t xml:space="preserve">PS-0163  </w:t>
       </w:r>
       <w:r>
         <w:rPr>
@@ -6166,7 +6268,7 @@
           <w:sz w:val="14"/>
           <w:szCs w:val="14"/>
         </w:rPr>
-        <w:t xml:space="preserve">PS-0158  </w:t>
+        <w:t xml:space="preserve">PS-0164  </w:t>
       </w:r>
       <w:r>
         <w:rPr>
@@ -6218,7 +6320,7 @@
           <w:sz w:val="14"/>
           <w:szCs w:val="14"/>
         </w:rPr>
-        <w:t xml:space="preserve">PS-0159  </w:t>
+        <w:t xml:space="preserve">PS-0165  </w:t>
       </w:r>
       <w:r>
         <w:rPr>
@@ -6270,7 +6372,7 @@
           <w:sz w:val="14"/>
           <w:szCs w:val="14"/>
         </w:rPr>
-        <w:t xml:space="preserve">PS-0160  </w:t>
+        <w:t xml:space="preserve">PS-0166  </w:t>
       </w:r>
       <w:r>
         <w:rPr>
@@ -6292,7 +6394,7 @@
           <w:sz w:val="14"/>
           <w:szCs w:val="14"/>
         </w:rPr>
-        <w:t xml:space="preserve">PS-0161  </w:t>
+        <w:t xml:space="preserve">PS-0167  </w:t>
       </w:r>
       <w:r>
         <w:rPr>
@@ -6331,7 +6433,7 @@
           <w:sz w:val="14"/>
           <w:szCs w:val="14"/>
         </w:rPr>
-        <w:t xml:space="preserve">PS-0162  </w:t>
+        <w:t xml:space="preserve">PS-0168  </w:t>
       </w:r>
       <w:r>
         <w:rPr>
@@ -6383,7 +6485,7 @@
           <w:sz w:val="14"/>
           <w:szCs w:val="14"/>
         </w:rPr>
-        <w:t xml:space="preserve">PS-0163  </w:t>
+        <w:t xml:space="preserve">PS-0169  </w:t>
       </w:r>
       <w:r>
         <w:rPr>
@@ -6435,7 +6537,7 @@
           <w:sz w:val="14"/>
           <w:szCs w:val="14"/>
         </w:rPr>
-        <w:t xml:space="preserve">PS-0164  </w:t>
+        <w:t xml:space="preserve">PS-0170  </w:t>
       </w:r>
       <w:r>
         <w:rPr>
@@ -6487,7 +6589,7 @@
           <w:sz w:val="14"/>
           <w:szCs w:val="14"/>
         </w:rPr>
-        <w:t xml:space="preserve">PS-0165  </w:t>
+        <w:t xml:space="preserve">PS-0171  </w:t>
       </w:r>
       <w:r>
         <w:rPr>
@@ -6509,7 +6611,7 @@
           <w:sz w:val="26"/>
           <w:szCs w:val="26"/>
         </w:rPr>
-        <w:t xml:space="preserve">Ligue para o CIATOX</w:t>
+        <w:t xml:space="preserve">Ligue para a toxicologia</w:t>
       </w:r>
     </w:p>
     <w:p>
@@ -6539,7 +6641,7 @@
           <w:sz w:val="14"/>
           <w:szCs w:val="14"/>
         </w:rPr>
-        <w:t xml:space="preserve">PS-0166  </w:t>
+        <w:t xml:space="preserve">PS-0172  </w:t>
       </w:r>
       <w:r>
         <w:rPr>
@@ -6591,7 +6693,7 @@
           <w:sz w:val="14"/>
           <w:szCs w:val="14"/>
         </w:rPr>
-        <w:t xml:space="preserve">PS-0167  </w:t>
+        <w:t xml:space="preserve">PS-0173  </w:t>
       </w:r>
       <w:r>
         <w:rPr>
@@ -6643,7 +6745,7 @@
           <w:sz w:val="14"/>
           <w:szCs w:val="14"/>
         </w:rPr>
-        <w:t xml:space="preserve">PS-0168  </w:t>
+        <w:t xml:space="preserve">PS-0174  </w:t>
       </w:r>
       <w:r>
         <w:rPr>
@@ -6664,7 +6766,7 @@
           <w:sz w:val="14"/>
           <w:szCs w:val="14"/>
         </w:rPr>
-        <w:t xml:space="preserve">PS-0169  </w:t>
+        <w:t xml:space="preserve">PS-0175  </w:t>
       </w:r>
       <w:r>
         <w:rPr>
@@ -6702,7 +6804,7 @@
           <w:sz w:val="14"/>
           <w:szCs w:val="14"/>
         </w:rPr>
-        <w:t xml:space="preserve">PS-0170  </w:t>
+        <w:t xml:space="preserve">PS-0176  </w:t>
       </w:r>
       <w:r>
         <w:rPr>
@@ -6723,7 +6825,7 @@
           <w:sz w:val="14"/>
           <w:szCs w:val="14"/>
         </w:rPr>
-        <w:t xml:space="preserve">PS-0171  </w:t>
+        <w:t xml:space="preserve">PS-0177  </w:t>
       </w:r>
       <w:r>
         <w:rPr>
@@ -6744,7 +6846,7 @@
           <w:sz w:val="14"/>
           <w:szCs w:val="14"/>
         </w:rPr>
-        <w:t xml:space="preserve">PS-0172  </w:t>
+        <w:t xml:space="preserve">PS-0178  </w:t>
       </w:r>
       <w:r>
         <w:rPr>
